--- a/docs/Документы/Исходный код программного продукта_Воронин_ИУ6-51Б.docx
+++ b/docs/Документы/Исходный код программного продукта_Воронин_ИУ6-51Б.docx
@@ -817,6 +817,12 @@
           <w:szCs w:val="28"/>
         </w:rPr>
       </w:r>
+      <w:r>
+        <w:rPr>
+          <w:sz w:val="28"/>
+          <w:szCs w:val="28"/>
+        </w:rPr>
+      </w:r>
     </w:p>
     <w:p>
       <w:pPr>
@@ -857,10 +863,9 @@
         <w:ind/>
         <w:jc w:val="center"/>
         <w:rPr>
-          <w:color w:val="ff6600"/>
+          <w:color w:val="000000" w:themeColor="text1"/>
           <w:sz w:val="28"/>
           <w:szCs w:val="28"/>
-          <w:lang w:val="en-US"/>
         </w:rPr>
       </w:pPr>
       <w:r>
@@ -885,6 +890,21 @@
           <w:sz w:val="28"/>
           <w:szCs w:val="28"/>
           <w:lang w:val="en-US"/>
+        </w:rPr>
+      </w:r>
+      <w:r>
+        <w:rPr>
+          <w:color w:val="000000" w:themeColor="text1"/>
+          <w:sz w:val="28"/>
+          <w:szCs w:val="28"/>
+          <w:lang w:val="en-US"/>
+        </w:rPr>
+      </w:r>
+      <w:r>
+        <w:rPr>
+          <w:color w:val="000000" w:themeColor="text1"/>
+          <w:sz w:val="28"/>
+          <w:szCs w:val="28"/>
         </w:rPr>
       </w:r>
     </w:p>
@@ -1682,10 +1702,15 @@
           <w:highlight w:val="none"/>
         </w:rPr>
       </w:r>
+      <w:r>
+        <w:rPr>
+          <w:highlight w:val="none"/>
+        </w:rPr>
+      </w:r>
     </w:p>
     <w:p>
       <w:pPr>
-        <w:pStyle w:val="1_13"/>
+        <w:pStyle w:val="990"/>
         <w:pBdr/>
         <w:spacing/>
         <w:ind w:firstLine="0"/>
@@ -1771,7 +1796,7 @@
           </w:tcPr>
           <w:p>
             <w:pPr>
-              <w:pStyle w:val="1_14"/>
+              <w:pStyle w:val="991"/>
               <w:pBdr/>
               <w:spacing/>
               <w:ind/>
@@ -1802,7 +1827,7 @@
           </w:p>
           <w:p>
             <w:pPr>
-              <w:pStyle w:val="1_14"/>
+              <w:pStyle w:val="991"/>
               <w:pBdr/>
               <w:spacing/>
               <w:ind/>
@@ -1832,7 +1857,7 @@
           </w:p>
           <w:p>
             <w:pPr>
-              <w:pStyle w:val="1_14"/>
+              <w:pStyle w:val="991"/>
               <w:pBdr/>
               <w:spacing/>
               <w:ind/>
@@ -1863,7 +1888,7 @@
           </w:p>
           <w:p>
             <w:pPr>
-              <w:pStyle w:val="1_14"/>
+              <w:pStyle w:val="991"/>
               <w:pBdr/>
               <w:spacing/>
               <w:ind/>
@@ -1895,7 +1920,7 @@
           </w:p>
           <w:p>
             <w:pPr>
-              <w:pStyle w:val="1_14"/>
+              <w:pStyle w:val="991"/>
               <w:pBdr/>
               <w:spacing/>
               <w:ind/>
@@ -1927,7 +1952,7 @@
           </w:p>
           <w:p>
             <w:pPr>
-              <w:pStyle w:val="1_14"/>
+              <w:pStyle w:val="991"/>
               <w:pBdr/>
               <w:spacing/>
               <w:ind/>
@@ -1957,7 +1982,7 @@
           </w:p>
           <w:p>
             <w:pPr>
-              <w:pStyle w:val="1_14"/>
+              <w:pStyle w:val="991"/>
               <w:pBdr/>
               <w:spacing/>
               <w:ind/>
@@ -1989,7 +2014,7 @@
           </w:p>
           <w:p>
             <w:pPr>
-              <w:pStyle w:val="1_14"/>
+              <w:pStyle w:val="991"/>
               <w:pBdr/>
               <w:spacing/>
               <w:ind/>
@@ -2021,7 +2046,7 @@
           </w:p>
           <w:p>
             <w:pPr>
-              <w:pStyle w:val="1_14"/>
+              <w:pStyle w:val="991"/>
               <w:pBdr/>
               <w:spacing/>
               <w:ind/>
@@ -2053,7 +2078,7 @@
           </w:p>
           <w:p>
             <w:pPr>
-              <w:pStyle w:val="1_14"/>
+              <w:pStyle w:val="991"/>
               <w:pBdr/>
               <w:spacing/>
               <w:ind/>
@@ -2085,7 +2110,7 @@
           </w:p>
           <w:p>
             <w:pPr>
-              <w:pStyle w:val="1_14"/>
+              <w:pStyle w:val="991"/>
               <w:pBdr/>
               <w:spacing/>
               <w:ind/>
@@ -2117,7 +2142,7 @@
           </w:p>
           <w:p>
             <w:pPr>
-              <w:pStyle w:val="1_14"/>
+              <w:pStyle w:val="991"/>
               <w:pBdr/>
               <w:spacing/>
               <w:ind/>
@@ -2149,7 +2174,7 @@
           </w:p>
           <w:p>
             <w:pPr>
-              <w:pStyle w:val="1_14"/>
+              <w:pStyle w:val="991"/>
               <w:pBdr/>
               <w:spacing/>
               <w:ind/>
@@ -2179,7 +2204,7 @@
           </w:p>
           <w:p>
             <w:pPr>
-              <w:pStyle w:val="1_14"/>
+              <w:pStyle w:val="991"/>
               <w:pBdr/>
               <w:spacing/>
               <w:ind/>
@@ -2211,7 +2236,7 @@
           </w:p>
           <w:p>
             <w:pPr>
-              <w:pStyle w:val="1_14"/>
+              <w:pStyle w:val="991"/>
               <w:pBdr/>
               <w:spacing/>
               <w:ind/>
@@ -2243,7 +2268,7 @@
           </w:p>
           <w:p>
             <w:pPr>
-              <w:pStyle w:val="1_14"/>
+              <w:pStyle w:val="991"/>
               <w:pBdr/>
               <w:spacing/>
               <w:ind/>
@@ -2275,7 +2300,7 @@
           </w:p>
           <w:p>
             <w:pPr>
-              <w:pStyle w:val="1_14"/>
+              <w:pStyle w:val="991"/>
               <w:pBdr/>
               <w:spacing/>
               <w:ind/>
@@ -2307,7 +2332,7 @@
           </w:p>
           <w:p>
             <w:pPr>
-              <w:pStyle w:val="1_14"/>
+              <w:pStyle w:val="991"/>
               <w:pBdr/>
               <w:spacing/>
               <w:ind/>
@@ -2338,7 +2363,7 @@
           </w:p>
           <w:p>
             <w:pPr>
-              <w:pStyle w:val="1_14"/>
+              <w:pStyle w:val="991"/>
               <w:pBdr/>
               <w:spacing/>
               <w:ind/>
@@ -2368,7 +2393,7 @@
           </w:p>
           <w:p>
             <w:pPr>
-              <w:pStyle w:val="1_14"/>
+              <w:pStyle w:val="991"/>
               <w:pBdr/>
               <w:spacing/>
               <w:ind/>
@@ -2399,7 +2424,7 @@
           </w:p>
           <w:p>
             <w:pPr>
-              <w:pStyle w:val="1_14"/>
+              <w:pStyle w:val="991"/>
               <w:pBdr/>
               <w:spacing/>
               <w:ind/>
@@ -2431,7 +2456,7 @@
           </w:p>
           <w:p>
             <w:pPr>
-              <w:pStyle w:val="1_14"/>
+              <w:pStyle w:val="991"/>
               <w:pBdr/>
               <w:spacing/>
               <w:ind/>
@@ -2463,7 +2488,7 @@
           </w:p>
           <w:p>
             <w:pPr>
-              <w:pStyle w:val="1_14"/>
+              <w:pStyle w:val="991"/>
               <w:pBdr/>
               <w:spacing/>
               <w:ind/>
@@ -2495,7 +2520,7 @@
           </w:p>
           <w:p>
             <w:pPr>
-              <w:pStyle w:val="1_14"/>
+              <w:pStyle w:val="991"/>
               <w:pBdr/>
               <w:spacing/>
               <w:ind/>
@@ -2526,7 +2551,7 @@
           </w:p>
           <w:p>
             <w:pPr>
-              <w:pStyle w:val="1_14"/>
+              <w:pStyle w:val="991"/>
               <w:pBdr/>
               <w:spacing/>
               <w:ind/>
@@ -2556,7 +2581,7 @@
           </w:p>
           <w:p>
             <w:pPr>
-              <w:pStyle w:val="1_14"/>
+              <w:pStyle w:val="991"/>
               <w:pBdr/>
               <w:spacing/>
               <w:ind/>
@@ -2587,7 +2612,7 @@
           </w:p>
           <w:p>
             <w:pPr>
-              <w:pStyle w:val="1_14"/>
+              <w:pStyle w:val="991"/>
               <w:pBdr/>
               <w:spacing/>
               <w:ind/>
@@ -2619,7 +2644,7 @@
           </w:p>
           <w:p>
             <w:pPr>
-              <w:pStyle w:val="1_14"/>
+              <w:pStyle w:val="991"/>
               <w:pBdr/>
               <w:spacing/>
               <w:ind/>
@@ -2653,7 +2678,7 @@
           </w:p>
           <w:p>
             <w:pPr>
-              <w:pStyle w:val="1_14"/>
+              <w:pStyle w:val="991"/>
               <w:pBdr/>
               <w:spacing/>
               <w:ind/>
@@ -2686,7 +2711,7 @@
           </w:p>
           <w:p>
             <w:pPr>
-              <w:pStyle w:val="1_14"/>
+              <w:pStyle w:val="991"/>
               <w:pBdr/>
               <w:spacing/>
               <w:ind/>
@@ -2720,7 +2745,7 @@
           </w:p>
           <w:p>
             <w:pPr>
-              <w:pStyle w:val="1_14"/>
+              <w:pStyle w:val="991"/>
               <w:pBdr/>
               <w:spacing/>
               <w:ind/>
@@ -2769,7 +2794,7 @@
           </w:p>
           <w:p>
             <w:pPr>
-              <w:pStyle w:val="1_14"/>
+              <w:pStyle w:val="991"/>
               <w:pBdr/>
               <w:spacing/>
               <w:ind/>
@@ -2808,7 +2833,7 @@
     </w:tbl>
     <w:p>
       <w:pPr>
-        <w:pStyle w:val="1_13"/>
+        <w:pStyle w:val="990"/>
         <w:pBdr/>
         <w:spacing/>
         <w:ind w:firstLine="0"/>
@@ -2874,7 +2899,7 @@
           </w:tcPr>
           <w:p>
             <w:pPr>
-              <w:pStyle w:val="1_14"/>
+              <w:pStyle w:val="991"/>
               <w:pBdr/>
               <w:spacing/>
               <w:ind/>
@@ -2909,7 +2934,7 @@
           </w:p>
           <w:p>
             <w:pPr>
-              <w:pStyle w:val="1_14"/>
+              <w:pStyle w:val="991"/>
               <w:pBdr/>
               <w:spacing/>
               <w:ind/>
@@ -2945,7 +2970,7 @@
           </w:p>
           <w:p>
             <w:pPr>
-              <w:pStyle w:val="1_14"/>
+              <w:pStyle w:val="991"/>
               <w:pBdr/>
               <w:spacing/>
               <w:ind/>
@@ -2978,7 +3003,7 @@
           </w:p>
           <w:p>
             <w:pPr>
-              <w:pStyle w:val="1_14"/>
+              <w:pStyle w:val="991"/>
               <w:pBdr/>
               <w:spacing/>
               <w:ind/>
@@ -3013,7 +3038,7 @@
           </w:p>
           <w:p>
             <w:pPr>
-              <w:pStyle w:val="1_14"/>
+              <w:pStyle w:val="991"/>
               <w:pBdr/>
               <w:spacing/>
               <w:ind/>
@@ -3048,7 +3073,7 @@
           </w:p>
           <w:p>
             <w:pPr>
-              <w:pStyle w:val="1_14"/>
+              <w:pStyle w:val="991"/>
               <w:pBdr/>
               <w:spacing/>
               <w:ind/>
@@ -3084,7 +3109,7 @@
           </w:p>
           <w:p>
             <w:pPr>
-              <w:pStyle w:val="1_14"/>
+              <w:pStyle w:val="991"/>
               <w:pBdr/>
               <w:spacing/>
               <w:ind/>
@@ -3120,7 +3145,7 @@
           </w:p>
           <w:p>
             <w:pPr>
-              <w:pStyle w:val="1_14"/>
+              <w:pStyle w:val="991"/>
               <w:pBdr/>
               <w:spacing/>
               <w:ind/>
@@ -3155,7 +3180,7 @@
           </w:p>
           <w:p>
             <w:pPr>
-              <w:pStyle w:val="1_14"/>
+              <w:pStyle w:val="991"/>
               <w:pBdr/>
               <w:spacing/>
               <w:ind/>
@@ -3190,7 +3215,7 @@
           </w:p>
           <w:p>
             <w:pPr>
-              <w:pStyle w:val="1_14"/>
+              <w:pStyle w:val="991"/>
               <w:pBdr/>
               <w:spacing/>
               <w:ind/>
@@ -3225,7 +3250,7 @@
           </w:p>
           <w:p>
             <w:pPr>
-              <w:pStyle w:val="1_14"/>
+              <w:pStyle w:val="991"/>
               <w:pBdr/>
               <w:spacing/>
               <w:ind/>
@@ -3260,7 +3285,7 @@
           </w:p>
           <w:p>
             <w:pPr>
-              <w:pStyle w:val="1_14"/>
+              <w:pStyle w:val="991"/>
               <w:pBdr/>
               <w:spacing/>
               <w:ind/>
@@ -3294,7 +3319,7 @@
           </w:p>
           <w:p>
             <w:pPr>
-              <w:pStyle w:val="1_14"/>
+              <w:pStyle w:val="991"/>
               <w:pBdr/>
               <w:spacing/>
               <w:ind/>
@@ -3327,7 +3352,7 @@
           </w:p>
           <w:p>
             <w:pPr>
-              <w:pStyle w:val="1_14"/>
+              <w:pStyle w:val="991"/>
               <w:pBdr/>
               <w:spacing/>
               <w:ind/>
@@ -3361,7 +3386,7 @@
           </w:p>
           <w:p>
             <w:pPr>
-              <w:pStyle w:val="1_14"/>
+              <w:pStyle w:val="991"/>
               <w:pBdr/>
               <w:spacing/>
               <w:ind/>
@@ -3396,7 +3421,7 @@
           </w:p>
           <w:p>
             <w:pPr>
-              <w:pStyle w:val="1_14"/>
+              <w:pStyle w:val="991"/>
               <w:pBdr/>
               <w:spacing/>
               <w:ind/>
@@ -3431,7 +3456,7 @@
           </w:p>
           <w:p>
             <w:pPr>
-              <w:pStyle w:val="1_14"/>
+              <w:pStyle w:val="991"/>
               <w:pBdr/>
               <w:spacing/>
               <w:ind/>
@@ -3466,7 +3491,7 @@
           </w:p>
           <w:p>
             <w:pPr>
-              <w:pStyle w:val="1_14"/>
+              <w:pStyle w:val="991"/>
               <w:pBdr/>
               <w:spacing/>
               <w:ind/>
@@ -3502,7 +3527,7 @@
           </w:p>
           <w:p>
             <w:pPr>
-              <w:pStyle w:val="1_14"/>
+              <w:pStyle w:val="991"/>
               <w:pBdr/>
               <w:spacing/>
               <w:ind/>
@@ -3537,7 +3562,7 @@
           </w:p>
           <w:p>
             <w:pPr>
-              <w:pStyle w:val="1_14"/>
+              <w:pStyle w:val="991"/>
               <w:pBdr/>
               <w:spacing/>
               <w:ind/>
@@ -3572,7 +3597,7 @@
           </w:p>
           <w:p>
             <w:pPr>
-              <w:pStyle w:val="1_14"/>
+              <w:pStyle w:val="991"/>
               <w:pBdr/>
               <w:spacing/>
               <w:ind/>
@@ -3606,7 +3631,7 @@
           </w:p>
           <w:p>
             <w:pPr>
-              <w:pStyle w:val="1_14"/>
+              <w:pStyle w:val="991"/>
               <w:pBdr/>
               <w:spacing/>
               <w:ind/>
@@ -3639,7 +3664,7 @@
           </w:p>
           <w:p>
             <w:pPr>
-              <w:pStyle w:val="1_14"/>
+              <w:pStyle w:val="991"/>
               <w:pBdr/>
               <w:spacing/>
               <w:ind/>
@@ -3670,7 +3695,7 @@
           </w:p>
           <w:p>
             <w:pPr>
-              <w:pStyle w:val="1_14"/>
+              <w:pStyle w:val="991"/>
               <w:pBdr/>
               <w:spacing/>
               <w:ind/>
@@ -3702,7 +3727,7 @@
           </w:p>
           <w:p>
             <w:pPr>
-              <w:pStyle w:val="1_14"/>
+              <w:pStyle w:val="991"/>
               <w:pBdr/>
               <w:spacing/>
               <w:ind/>
@@ -3734,7 +3759,7 @@
           </w:p>
           <w:p>
             <w:pPr>
-              <w:pStyle w:val="1_14"/>
+              <w:pStyle w:val="991"/>
               <w:pBdr/>
               <w:spacing/>
               <w:ind/>
@@ -3766,7 +3791,7 @@
           </w:p>
           <w:p>
             <w:pPr>
-              <w:pStyle w:val="1_14"/>
+              <w:pStyle w:val="991"/>
               <w:pBdr/>
               <w:spacing/>
               <w:ind/>
@@ -3801,7 +3826,7 @@
           </w:p>
           <w:p>
             <w:pPr>
-              <w:pStyle w:val="1_14"/>
+              <w:pStyle w:val="991"/>
               <w:pBdr/>
               <w:spacing/>
               <w:ind/>
@@ -3834,7 +3859,7 @@
     </w:tbl>
     <w:p>
       <w:pPr>
-        <w:pStyle w:val="1_13"/>
+        <w:pStyle w:val="990"/>
         <w:pBdr/>
         <w:spacing/>
         <w:ind w:firstLine="0"/>
@@ -3880,7 +3905,7 @@
     </w:p>
     <w:p>
       <w:pPr>
-        <w:pStyle w:val="1_13"/>
+        <w:pStyle w:val="990"/>
         <w:pBdr/>
         <w:spacing/>
         <w:ind w:firstLine="0"/>
@@ -3946,7 +3971,7 @@
           </w:tcPr>
           <w:p>
             <w:pPr>
-              <w:pStyle w:val="1_14"/>
+              <w:pStyle w:val="991"/>
               <w:pBdr/>
               <w:spacing/>
               <w:ind/>
@@ -3981,7 +4006,7 @@
           </w:p>
           <w:p>
             <w:pPr>
-              <w:pStyle w:val="1_14"/>
+              <w:pStyle w:val="991"/>
               <w:pBdr/>
               <w:spacing/>
               <w:ind/>
@@ -4016,7 +4041,7 @@
           </w:p>
           <w:p>
             <w:pPr>
-              <w:pStyle w:val="1_14"/>
+              <w:pStyle w:val="991"/>
               <w:pBdr/>
               <w:spacing/>
               <w:ind/>
@@ -4050,7 +4075,7 @@
           </w:p>
           <w:p>
             <w:pPr>
-              <w:pStyle w:val="1_14"/>
+              <w:pStyle w:val="991"/>
               <w:pBdr/>
               <w:spacing/>
               <w:ind/>
@@ -4083,7 +4108,7 @@
           </w:p>
           <w:p>
             <w:pPr>
-              <w:pStyle w:val="1_14"/>
+              <w:pStyle w:val="991"/>
               <w:pBdr/>
               <w:spacing/>
               <w:ind/>
@@ -4117,7 +4142,7 @@
           </w:p>
           <w:p>
             <w:pPr>
-              <w:pStyle w:val="1_14"/>
+              <w:pStyle w:val="991"/>
               <w:pBdr/>
               <w:spacing/>
               <w:ind/>
@@ -4152,7 +4177,7 @@
           </w:p>
           <w:p>
             <w:pPr>
-              <w:pStyle w:val="1_14"/>
+              <w:pStyle w:val="991"/>
               <w:pBdr/>
               <w:spacing/>
               <w:ind/>
@@ -4187,7 +4212,7 @@
           </w:p>
           <w:p>
             <w:pPr>
-              <w:pStyle w:val="1_14"/>
+              <w:pStyle w:val="991"/>
               <w:pBdr/>
               <w:spacing/>
               <w:ind/>
@@ -4222,7 +4247,7 @@
           </w:p>
           <w:p>
             <w:pPr>
-              <w:pStyle w:val="1_14"/>
+              <w:pStyle w:val="991"/>
               <w:pBdr/>
               <w:spacing/>
               <w:ind/>
@@ -4257,7 +4282,7 @@
           </w:p>
           <w:p>
             <w:pPr>
-              <w:pStyle w:val="1_14"/>
+              <w:pStyle w:val="991"/>
               <w:pBdr/>
               <w:spacing/>
               <w:ind/>
@@ -4292,7 +4317,7 @@
           </w:p>
           <w:p>
             <w:pPr>
-              <w:pStyle w:val="1_14"/>
+              <w:pStyle w:val="991"/>
               <w:pBdr/>
               <w:spacing/>
               <w:ind/>
@@ -4325,7 +4350,7 @@
           </w:p>
           <w:p>
             <w:pPr>
-              <w:pStyle w:val="1_14"/>
+              <w:pStyle w:val="991"/>
               <w:pBdr/>
               <w:spacing/>
               <w:ind/>
@@ -4360,7 +4385,7 @@
           </w:p>
           <w:p>
             <w:pPr>
-              <w:pStyle w:val="1_14"/>
+              <w:pStyle w:val="991"/>
               <w:pBdr/>
               <w:spacing/>
               <w:ind/>
@@ -4395,7 +4420,7 @@
           </w:p>
           <w:p>
             <w:pPr>
-              <w:pStyle w:val="1_14"/>
+              <w:pStyle w:val="991"/>
               <w:pBdr/>
               <w:spacing/>
               <w:ind/>
@@ -4430,7 +4455,7 @@
           </w:p>
           <w:p>
             <w:pPr>
-              <w:pStyle w:val="1_14"/>
+              <w:pStyle w:val="991"/>
               <w:pBdr/>
               <w:spacing/>
               <w:ind/>
@@ -4465,7 +4490,7 @@
           </w:p>
           <w:p>
             <w:pPr>
-              <w:pStyle w:val="1_14"/>
+              <w:pStyle w:val="991"/>
               <w:pBdr/>
               <w:spacing/>
               <w:ind/>
@@ -4500,7 +4525,7 @@
           </w:p>
           <w:p>
             <w:pPr>
-              <w:pStyle w:val="1_14"/>
+              <w:pStyle w:val="991"/>
               <w:pBdr/>
               <w:spacing/>
               <w:ind/>
@@ -4533,7 +4558,7 @@
           </w:p>
           <w:p>
             <w:pPr>
-              <w:pStyle w:val="1_14"/>
+              <w:pStyle w:val="991"/>
               <w:pBdr/>
               <w:spacing/>
               <w:ind/>
@@ -4568,7 +4593,7 @@
           </w:p>
           <w:p>
             <w:pPr>
-              <w:pStyle w:val="1_14"/>
+              <w:pStyle w:val="991"/>
               <w:pBdr/>
               <w:spacing/>
               <w:ind/>
@@ -4603,7 +4628,7 @@
           </w:p>
           <w:p>
             <w:pPr>
-              <w:pStyle w:val="1_14"/>
+              <w:pStyle w:val="991"/>
               <w:pBdr/>
               <w:spacing/>
               <w:ind/>
@@ -4638,7 +4663,7 @@
           </w:p>
           <w:p>
             <w:pPr>
-              <w:pStyle w:val="1_14"/>
+              <w:pStyle w:val="991"/>
               <w:pBdr/>
               <w:spacing/>
               <w:ind/>
@@ -4673,7 +4698,7 @@
           </w:p>
           <w:p>
             <w:pPr>
-              <w:pStyle w:val="1_14"/>
+              <w:pStyle w:val="991"/>
               <w:pBdr/>
               <w:spacing/>
               <w:ind/>
@@ -4708,7 +4733,7 @@
           </w:p>
           <w:p>
             <w:pPr>
-              <w:pStyle w:val="1_14"/>
+              <w:pStyle w:val="991"/>
               <w:pBdr/>
               <w:spacing/>
               <w:ind/>
@@ -4741,7 +4766,7 @@
           </w:p>
           <w:p>
             <w:pPr>
-              <w:pStyle w:val="1_14"/>
+              <w:pStyle w:val="991"/>
               <w:pBdr/>
               <w:spacing/>
               <w:ind/>
@@ -4776,7 +4801,7 @@
           </w:p>
           <w:p>
             <w:pPr>
-              <w:pStyle w:val="1_14"/>
+              <w:pStyle w:val="991"/>
               <w:pBdr/>
               <w:spacing/>
               <w:ind/>
@@ -4811,7 +4836,7 @@
           </w:p>
           <w:p>
             <w:pPr>
-              <w:pStyle w:val="1_14"/>
+              <w:pStyle w:val="991"/>
               <w:pBdr/>
               <w:spacing/>
               <w:ind/>
@@ -4846,7 +4871,7 @@
           </w:p>
           <w:p>
             <w:pPr>
-              <w:pStyle w:val="1_14"/>
+              <w:pStyle w:val="991"/>
               <w:pBdr/>
               <w:spacing/>
               <w:ind/>
@@ -4881,7 +4906,7 @@
           </w:p>
           <w:p>
             <w:pPr>
-              <w:pStyle w:val="1_14"/>
+              <w:pStyle w:val="991"/>
               <w:pBdr/>
               <w:spacing/>
               <w:ind/>
@@ -4916,7 +4941,7 @@
           </w:p>
           <w:p>
             <w:pPr>
-              <w:pStyle w:val="1_14"/>
+              <w:pStyle w:val="991"/>
               <w:pBdr/>
               <w:spacing/>
               <w:ind/>
@@ -4949,7 +4974,7 @@
           </w:p>
           <w:p>
             <w:pPr>
-              <w:pStyle w:val="1_14"/>
+              <w:pStyle w:val="991"/>
               <w:pBdr/>
               <w:spacing/>
               <w:ind/>
@@ -4984,7 +5009,7 @@
           </w:p>
           <w:p>
             <w:pPr>
-              <w:pStyle w:val="1_14"/>
+              <w:pStyle w:val="991"/>
               <w:pBdr/>
               <w:spacing/>
               <w:ind/>
@@ -5019,7 +5044,7 @@
           </w:p>
           <w:p>
             <w:pPr>
-              <w:pStyle w:val="1_14"/>
+              <w:pStyle w:val="991"/>
               <w:pBdr/>
               <w:spacing/>
               <w:ind/>
@@ -5064,7 +5089,7 @@
     </w:tbl>
     <w:p>
       <w:pPr>
-        <w:pStyle w:val="1_13"/>
+        <w:pStyle w:val="990"/>
         <w:pBdr/>
         <w:spacing/>
         <w:ind w:firstLine="0"/>
@@ -5140,7 +5165,7 @@
           </w:tcPr>
           <w:p>
             <w:pPr>
-              <w:pStyle w:val="1_14"/>
+              <w:pStyle w:val="991"/>
               <w:pBdr/>
               <w:spacing/>
               <w:ind/>
@@ -5175,7 +5200,7 @@
           </w:p>
           <w:p>
             <w:pPr>
-              <w:pStyle w:val="1_14"/>
+              <w:pStyle w:val="991"/>
               <w:pBdr/>
               <w:spacing/>
               <w:ind/>
@@ -5210,7 +5235,7 @@
           </w:p>
           <w:p>
             <w:pPr>
-              <w:pStyle w:val="1_14"/>
+              <w:pStyle w:val="991"/>
               <w:pBdr/>
               <w:spacing/>
               <w:ind/>
@@ -5243,7 +5268,7 @@
           </w:p>
           <w:p>
             <w:pPr>
-              <w:pStyle w:val="1_14"/>
+              <w:pStyle w:val="991"/>
               <w:pBdr/>
               <w:spacing/>
               <w:ind/>
@@ -5278,7 +5303,7 @@
           </w:p>
           <w:p>
             <w:pPr>
-              <w:pStyle w:val="1_14"/>
+              <w:pStyle w:val="991"/>
               <w:pBdr/>
               <w:spacing/>
               <w:ind/>
@@ -5313,7 +5338,7 @@
           </w:p>
           <w:p>
             <w:pPr>
-              <w:pStyle w:val="1_14"/>
+              <w:pStyle w:val="991"/>
               <w:pBdr/>
               <w:spacing/>
               <w:ind/>
@@ -5348,7 +5373,7 @@
           </w:p>
           <w:p>
             <w:pPr>
-              <w:pStyle w:val="1_14"/>
+              <w:pStyle w:val="991"/>
               <w:pBdr/>
               <w:spacing/>
               <w:ind/>
@@ -5383,7 +5408,7 @@
           </w:p>
           <w:p>
             <w:pPr>
-              <w:pStyle w:val="1_14"/>
+              <w:pStyle w:val="991"/>
               <w:pBdr/>
               <w:spacing/>
               <w:ind/>
@@ -5418,7 +5443,7 @@
           </w:p>
           <w:p>
             <w:pPr>
-              <w:pStyle w:val="1_14"/>
+              <w:pStyle w:val="991"/>
               <w:pBdr/>
               <w:spacing/>
               <w:ind/>
@@ -5451,7 +5476,7 @@
           </w:p>
           <w:p>
             <w:pPr>
-              <w:pStyle w:val="1_14"/>
+              <w:pStyle w:val="991"/>
               <w:pBdr/>
               <w:spacing/>
               <w:ind/>
@@ -5486,7 +5511,7 @@
           </w:p>
           <w:p>
             <w:pPr>
-              <w:pStyle w:val="1_14"/>
+              <w:pStyle w:val="991"/>
               <w:pBdr/>
               <w:spacing/>
               <w:ind/>
@@ -5521,7 +5546,7 @@
           </w:p>
           <w:p>
             <w:pPr>
-              <w:pStyle w:val="1_14"/>
+              <w:pStyle w:val="991"/>
               <w:pBdr/>
               <w:spacing/>
               <w:ind/>
@@ -5555,7 +5580,7 @@
           </w:p>
           <w:p>
             <w:pPr>
-              <w:pStyle w:val="1_14"/>
+              <w:pStyle w:val="991"/>
               <w:pBdr/>
               <w:spacing/>
               <w:ind/>
@@ -5588,7 +5613,7 @@
           </w:p>
           <w:p>
             <w:pPr>
-              <w:pStyle w:val="1_14"/>
+              <w:pStyle w:val="991"/>
               <w:pBdr/>
               <w:spacing/>
               <w:ind/>
@@ -5622,7 +5647,7 @@
           </w:p>
           <w:p>
             <w:pPr>
-              <w:pStyle w:val="1_14"/>
+              <w:pStyle w:val="991"/>
               <w:pBdr/>
               <w:spacing/>
               <w:ind/>
@@ -5657,7 +5682,7 @@
           </w:p>
           <w:p>
             <w:pPr>
-              <w:pStyle w:val="1_14"/>
+              <w:pStyle w:val="991"/>
               <w:pBdr/>
               <w:spacing/>
               <w:ind/>
@@ -5692,7 +5717,7 @@
           </w:p>
           <w:p>
             <w:pPr>
-              <w:pStyle w:val="1_14"/>
+              <w:pStyle w:val="991"/>
               <w:pBdr/>
               <w:spacing/>
               <w:ind/>
@@ -5727,7 +5752,7 @@
           </w:p>
           <w:p>
             <w:pPr>
-              <w:pStyle w:val="1_14"/>
+              <w:pStyle w:val="991"/>
               <w:pBdr/>
               <w:spacing/>
               <w:ind/>
@@ -5761,7 +5786,7 @@
           </w:p>
           <w:p>
             <w:pPr>
-              <w:pStyle w:val="1_14"/>
+              <w:pStyle w:val="991"/>
               <w:pBdr/>
               <w:spacing/>
               <w:ind/>
@@ -5794,7 +5819,7 @@
           </w:p>
           <w:p>
             <w:pPr>
-              <w:pStyle w:val="1_14"/>
+              <w:pStyle w:val="991"/>
               <w:pBdr/>
               <w:spacing/>
               <w:ind/>
@@ -5835,7 +5860,7 @@
           </w:p>
           <w:p>
             <w:pPr>
-              <w:pStyle w:val="1_14"/>
+              <w:pStyle w:val="991"/>
               <w:pBdr/>
               <w:spacing/>
               <w:ind/>
@@ -5870,7 +5895,7 @@
           </w:p>
           <w:p>
             <w:pPr>
-              <w:pStyle w:val="1_14"/>
+              <w:pStyle w:val="991"/>
               <w:pBdr/>
               <w:spacing/>
               <w:ind/>
@@ -5905,7 +5930,7 @@
           </w:p>
           <w:p>
             <w:pPr>
-              <w:pStyle w:val="1_14"/>
+              <w:pStyle w:val="991"/>
               <w:pBdr/>
               <w:spacing/>
               <w:ind/>
@@ -5940,7 +5965,7 @@
           </w:p>
           <w:p>
             <w:pPr>
-              <w:pStyle w:val="1_14"/>
+              <w:pStyle w:val="991"/>
               <w:pBdr/>
               <w:spacing/>
               <w:ind/>
@@ -5975,7 +6000,7 @@
           </w:p>
           <w:p>
             <w:pPr>
-              <w:pStyle w:val="1_14"/>
+              <w:pStyle w:val="991"/>
               <w:pBdr/>
               <w:spacing/>
               <w:ind/>
@@ -6011,7 +6036,7 @@
           </w:p>
           <w:p>
             <w:pPr>
-              <w:pStyle w:val="1_14"/>
+              <w:pStyle w:val="991"/>
               <w:pBdr/>
               <w:spacing/>
               <w:ind/>
@@ -6046,7 +6071,7 @@
           </w:p>
           <w:p>
             <w:pPr>
-              <w:pStyle w:val="1_14"/>
+              <w:pStyle w:val="991"/>
               <w:pBdr/>
               <w:spacing/>
               <w:ind/>
@@ -6080,7 +6105,7 @@
           </w:p>
           <w:p>
             <w:pPr>
-              <w:pStyle w:val="1_14"/>
+              <w:pStyle w:val="991"/>
               <w:pBdr/>
               <w:spacing/>
               <w:ind/>
@@ -6115,7 +6140,7 @@
           </w:p>
           <w:p>
             <w:pPr>
-              <w:pStyle w:val="1_14"/>
+              <w:pStyle w:val="991"/>
               <w:pBdr/>
               <w:spacing/>
               <w:ind/>
@@ -6151,7 +6176,7 @@
     </w:tbl>
     <w:p>
       <w:pPr>
-        <w:pStyle w:val="1_13"/>
+        <w:pStyle w:val="990"/>
         <w:pBdr/>
         <w:spacing/>
         <w:ind w:firstLine="0"/>
@@ -6197,7 +6222,7 @@
     </w:p>
     <w:p>
       <w:pPr>
-        <w:pStyle w:val="1_13"/>
+        <w:pStyle w:val="990"/>
         <w:pBdr/>
         <w:spacing/>
         <w:ind w:firstLine="0"/>
@@ -6273,7 +6298,7 @@
           </w:tcPr>
           <w:p>
             <w:pPr>
-              <w:pStyle w:val="1_14"/>
+              <w:pStyle w:val="991"/>
               <w:pBdr/>
               <w:spacing/>
               <w:ind/>
@@ -6308,7 +6333,7 @@
           </w:p>
           <w:p>
             <w:pPr>
-              <w:pStyle w:val="1_14"/>
+              <w:pStyle w:val="991"/>
               <w:pBdr/>
               <w:spacing/>
               <w:ind/>
@@ -6344,7 +6369,7 @@
           </w:p>
           <w:p>
             <w:pPr>
-              <w:pStyle w:val="1_14"/>
+              <w:pStyle w:val="991"/>
               <w:pBdr/>
               <w:spacing/>
               <w:ind/>
@@ -6379,7 +6404,7 @@
           </w:p>
           <w:p>
             <w:pPr>
-              <w:pStyle w:val="1_14"/>
+              <w:pStyle w:val="991"/>
               <w:pBdr/>
               <w:spacing/>
               <w:ind/>
@@ -6412,7 +6437,7 @@
           </w:p>
           <w:p>
             <w:pPr>
-              <w:pStyle w:val="1_14"/>
+              <w:pStyle w:val="991"/>
               <w:pBdr/>
               <w:spacing/>
               <w:ind/>
@@ -6447,7 +6472,7 @@
           </w:p>
           <w:p>
             <w:pPr>
-              <w:pStyle w:val="1_14"/>
+              <w:pStyle w:val="991"/>
               <w:pBdr/>
               <w:spacing/>
               <w:ind/>
@@ -6484,7 +6509,7 @@
     </w:tbl>
     <w:p>
       <w:pPr>
-        <w:pStyle w:val="1_13"/>
+        <w:pStyle w:val="990"/>
         <w:suppressLineNumbers w:val="false"/>
         <w:pBdr/>
         <w:spacing w:after="0" w:before="283" w:line="360" w:lineRule="auto"/>
@@ -39626,7 +39651,7 @@
       <w14:ligatures w14:val="none"/>
     </w:rPr>
   </w:style>
-  <w:style w:type="paragraph" w:styleId="1_13" w:customStyle="1">
+  <w:style w:type="paragraph" w:styleId="990" w:customStyle="1">
     <w:name w:val="ГОСТ обычный"/>
     <w:qFormat/>
     <w:pPr>
@@ -39642,7 +39667,7 @@
         <w:right w:val="none" w:color="000000" w:sz="4" w:space="0"/>
         <w:between w:val="none" w:color="000000" w:sz="4" w:space="0"/>
       </w:pBdr>
-      <w:shd w:val="nil" w:color="000000"/>
+      <w:shd w:val="nil"/>
       <w:bidi w:val="false"/>
       <w:spacing w:after="0" w:afterAutospacing="0" w:before="0" w:beforeAutospacing="0" w:line="360" w:lineRule="auto"/>
       <w:ind w:right="0" w:firstLine="709" w:left="0"/>
@@ -39673,9 +39698,9 @@
       <w14:ligatures w14:val="none"/>
     </w:rPr>
   </w:style>
-  <w:style w:type="paragraph" w:styleId="1_14" w:customStyle="1">
+  <w:style w:type="paragraph" w:styleId="991" w:customStyle="1">
     <w:name w:val="ГОСТ код в таблице"/>
-    <w:basedOn w:val="1_13"/>
+    <w:basedOn w:val="990"/>
     <w:qFormat/>
     <w:pPr>
       <w:keepNext w:val="false"/>
@@ -39690,7 +39715,7 @@
         <w:right w:val="none" w:color="000000" w:sz="4" w:space="0"/>
         <w:between w:val="none" w:color="000000" w:sz="4" w:space="0"/>
       </w:pBdr>
-      <w:shd w:val="nil" w:color="000000"/>
+      <w:shd w:val="nil"/>
       <w:bidi w:val="false"/>
       <w:spacing w:after="0" w:afterAutospacing="0" w:before="0" w:beforeAutospacing="0" w:line="360" w:lineRule="auto"/>
       <w:ind w:right="0" w:firstLine="0" w:left="0"/>
